--- a/eu-gmp-rag/ausgabe/Teil I Kapitel 6 Qualitätskontrolle.docx
+++ b/eu-gmp-rag/ausgabe/Teil I Kapitel 6 Qualitätskontrolle.docx
@@ -16,16 +16,9 @@
       </w:r>
     </w:p>
     <w:p>
-      <w:r>
-        <w:t>Kapitel 6 Qualitätskontrolle</w:t>
-      </w:r>
-    </w:p>
-    <w:p>
-      <w:r>
-        <w:t>Rechtsgrundlage zur Veröffentlichung des Leitfadens: Artikel 47 der Richtlinie 2001/83/EG zur Schaffung eines Gemeinschaftskodexes für Humanarzneimittel und Artikel 51 der Richtlinie 2001/82/EG zur Schaffung eines Gemeinschaftskodexes für Tierarzneimittel. Dieses Dokument bietet eine Anleitung für die Auslegung der Grundsätze und Leitlinien der Guten Herstellungspraxis (GMP) für Arzneimittel entsprechend der Richtlinie 2003/94/EG für Humanarzneimittel und der Richtlinie 91/412/EWG für Tierarzneimittel. Status des Dokuments: Revision Grund der Änderung: Einbeziehung eines neuen Abschnitts über den technischen Transfer von Analysenmethoden und anderen Punkten, wie Ergebnissen außerhalb der Spezifikation (OOS-Ergebnisse, Out of Specification results). Termin des Inkrafttretens: 1. Oktober 2014</w:t>
-      </w:r>
-    </w:p>
-    <w:p>
+      <w:pPr>
+        <w:pStyle w:val="Heading2"/>
+      </w:pPr>
       <w:r>
         <w:t>Grundsätze</w:t>
       </w:r>
@@ -41,6 +34,9 @@
       </w:r>
     </w:p>
     <w:p>
+      <w:pPr>
+        <w:pStyle w:val="Heading2"/>
+      </w:pPr>
       <w:r>
         <w:t>Allgemeine Anforderungen</w:t>
       </w:r>
@@ -66,6 +62,9 @@
       </w:r>
     </w:p>
     <w:p>
+      <w:pPr>
+        <w:pStyle w:val="Heading2"/>
+      </w:pPr>
       <w:r>
         <w:t>Gute Kontrolllabor-Praxis</w:t>
       </w:r>
@@ -81,8 +80,16 @@
       </w:r>
     </w:p>
     <w:p>
+      <w:pPr>
+        <w:pStyle w:val="Heading2"/>
+      </w:pPr>
       <w:r>
-        <w:t>Dokumentation 6.7 Laborunterlagen sollten den im Kapitel 4 genannten Anforderungen entsprechen. Ein wesentlicher Teil der dort genannten Dokumentation betrifft die Qualitätskontrolle. Die folgenden Unterlagen sollten der Qualitätskontrollabteilung ohne weiteres zur Verfügung stehen:</w:t>
+        <w:t>Dokumentation</w:t>
+      </w:r>
+    </w:p>
+    <w:p>
+      <w:r>
+        <w:t>6.7 Laborunterlagen sollten den im Kapitel 4 genannten Anforderungen entsprechen. Ein wesentlicher Teil der dort genannten Dokumentation betrifft die Qualitätskontrolle. Die folgenden Unterlagen sollten der Qualitätskontrollabteilung ohne weiteres zur Verfügung stehen:</w:t>
       </w:r>
     </w:p>
     <w:p>
@@ -257,12 +264,12 @@
     </w:p>
     <w:p>
       <w:r>
-        <w:t>ix. Bezugnahme auf die eingesetzte Ausrüstung. 6.18 Alle Inprozesskontrollen, auch die im Produktionsbereich vom dortigen Personal durchgeführten, sollten nach Methoden erfolgen, die von der Qualitätskontrolle genehmigt</w:t>
+        <w:t>ix. Bezugnahme auf die eingesetzte Ausrüstung.</w:t>
       </w:r>
     </w:p>
     <w:p>
       <w:r>
-        <w:t>sind. Die Ergebnisse sollten protokolliert werden.</w:t>
+        <w:t>6.18 Alle Inprozesskontrollen, auch die im Produktionsbereich vom dortigen Personal durchgeführten, sollten nach Methoden erfolgen, die von der Qualitätskontrolle genehmigt sind. Die Ergebnisse sollten protokolliert werden.</w:t>
       </w:r>
     </w:p>
     <w:p>
@@ -301,6 +308,9 @@
       </w:r>
     </w:p>
     <w:p>
+      <w:pPr>
+        <w:pStyle w:val="Heading2"/>
+      </w:pPr>
       <w:r>
         <w:t>Fortlaufendes Stabilitätsprogramm</w:t>
       </w:r>
@@ -401,13 +411,21 @@
       </w:r>
     </w:p>
     <w:p>
+      <w:pPr>
+        <w:pStyle w:val="Heading2"/>
+      </w:pPr>
       <w:r>
         <w:t>Technischer Transfer von Prüfmethoden</w:t>
       </w:r>
     </w:p>
     <w:p>
       <w:r>
-        <w:t>6.37 Vor einem Transfer von Prüfmethoden sollte der Transferbetrieb belegen, dass die Testmethode(n) mit denen, die in den Arzneimittelzulassungsunterlagen oder den relevanten technischen Dossier beschrieben sind, übereinstimmen. Die ursprüngliche(n) Validierung(en) der Testmethode(n) sollten überprüft werden, um sicherzustellen, dass sie mit den geltenden ICH/VCH Anforderungen übereinstimmen. Eine Lückenanalyse sollte durchgeführt und dokumentiert werden, um alle ergänzenden Validierungen zu identifizieren, die vor dem technischen Transferprozess durchgeführt werden sollten. 6.38 Der Transfer von einem Labor (Transferlabor) zu einem anderen Labor (Erhaltendes Labor) sollte in einem detaillierten Plan beschrieben sein.</w:t>
+        <w:t>6.37 Vor einem Transfer von Prüfmethoden sollte der Transferbetrieb belegen, dass die Testmethode(n) mit denen, die in den Arzneimittelzulassungsunterlagen oder den relevanten technischen Dossier beschrieben sind, übereinstimmen. Die ursprüngliche(n) Validierung(en) der Testmethode(n) sollten überprüft werden, um sicherzustellen, dass sie mit den geltenden ICH/VCH Anforderungen übereinstimmen. Eine Lückenanalyse sollte durchgeführt und dokumentiert werden, um alle ergänzenden Validierungen zu identifizieren, die vor dem technischen Transferprozess durchgeführt werden sollten.</w:t>
+      </w:r>
+    </w:p>
+    <w:p>
+      <w:r>
+        <w:t>6.38 Der Transfer von einem Labor (Transferlabor) zu einem anderen Labor (Erhaltendes Labor) sollte in einem detaillierten Plan beschrieben sein.</w:t>
       </w:r>
     </w:p>
     <w:p>
